--- a/templates/sale/بيان مساحات منقوله.docx
+++ b/templates/sale/بيان مساحات منقوله.docx
@@ -14,6 +14,8 @@
           <w:lang w:bidi="ar-EG"/>
         </w:rPr>
       </w:pPr>
+      <w:bookmarkStart w:id="0" w:name="_GoBack"/>
+      <w:bookmarkEnd w:id="0"/>
       <w:r>
         <w:rPr>
           <w:rFonts w:hint="cs"/>
@@ -540,7 +542,7 @@
       <w:tr>
         <w:trPr>
           <w:cantSplit/>
-          <w:trHeight w:val="3863"/>
+          <w:trHeight w:val="4772"/>
           <w:jc w:val="center"/>
         </w:trPr>
         <w:tc>
@@ -1279,7 +1281,56 @@
                 <w:rtl/>
                 <w:lang w:bidi="ar-EG"/>
               </w:rPr>
-              <w:t>}}س و {{</w:t>
+              <w:t>}}</w:t>
+            </w:r>
+            <w:r>
+              <w:rPr>
+                <w:rFonts w:cs="Arial"/>
+                <w:b/>
+                <w:bCs/>
+                <w:sz w:val="26"/>
+                <w:szCs w:val="26"/>
+                <w:vertAlign w:val="superscript"/>
+                <w:rtl/>
+                <w:lang w:bidi="ar-EG"/>
+              </w:rPr>
+              <w:t>س</w:t>
+            </w:r>
+            <w:r>
+              <w:rPr>
+                <w:rFonts w:cs="Arial"/>
+                <w:b/>
+                <w:bCs/>
+                <w:sz w:val="26"/>
+                <w:szCs w:val="26"/>
+                <w:rtl/>
+                <w:lang w:bidi="ar-EG"/>
+              </w:rPr>
+              <w:t xml:space="preserve"> </w:t>
+            </w:r>
+            <w:r>
+              <w:rPr>
+                <w:rFonts w:cs="Arial" w:hint="cs"/>
+                <w:b/>
+                <w:bCs/>
+                <w:sz w:val="26"/>
+                <w:szCs w:val="26"/>
+                <w:rtl/>
+                <w:lang w:bidi="ar-EG"/>
+              </w:rPr>
+              <w:t xml:space="preserve"> </w:t>
+            </w:r>
+            <w:r>
+              <w:rPr>
+                <w:rFonts w:cs="Arial"/>
+                <w:b/>
+                <w:bCs/>
+                <w:sz w:val="26"/>
+                <w:szCs w:val="26"/>
+                <w:rtl/>
+                <w:lang w:bidi="ar-EG"/>
+              </w:rPr>
+              <w:t xml:space="preserve"> {{</w:t>
             </w:r>
             <w:proofErr w:type="spellStart"/>
             <w:r>
@@ -1304,7 +1355,32 @@
                 <w:rtl/>
                 <w:lang w:bidi="ar-EG"/>
               </w:rPr>
-              <w:t>}}ط و {{</w:t>
+              <w:t>}}</w:t>
+            </w:r>
+            <w:r>
+              <w:rPr>
+                <w:rFonts w:cs="Arial"/>
+                <w:b/>
+                <w:bCs/>
+                <w:sz w:val="26"/>
+                <w:szCs w:val="26"/>
+                <w:vertAlign w:val="superscript"/>
+                <w:rtl/>
+                <w:lang w:bidi="ar-EG"/>
+              </w:rPr>
+              <w:t>ط</w:t>
+            </w:r>
+            <w:r>
+              <w:rPr>
+                <w:rFonts w:cs="Arial"/>
+                <w:b/>
+                <w:bCs/>
+                <w:sz w:val="26"/>
+                <w:szCs w:val="26"/>
+                <w:rtl/>
+                <w:lang w:bidi="ar-EG"/>
+              </w:rPr>
+              <w:t xml:space="preserve"> {{</w:t>
             </w:r>
             <w:proofErr w:type="spellStart"/>
             <w:r>
@@ -1329,7 +1405,32 @@
                 <w:rtl/>
                 <w:lang w:bidi="ar-EG"/>
               </w:rPr>
-              <w:t>}}ف بحوض {{</w:t>
+              <w:t>}}</w:t>
+            </w:r>
+            <w:r>
+              <w:rPr>
+                <w:rFonts w:cs="Arial"/>
+                <w:b/>
+                <w:bCs/>
+                <w:sz w:val="26"/>
+                <w:szCs w:val="26"/>
+                <w:vertAlign w:val="superscript"/>
+                <w:rtl/>
+                <w:lang w:bidi="ar-EG"/>
+              </w:rPr>
+              <w:t>ف</w:t>
+            </w:r>
+            <w:r>
+              <w:rPr>
+                <w:rFonts w:cs="Arial"/>
+                <w:b/>
+                <w:bCs/>
+                <w:sz w:val="26"/>
+                <w:szCs w:val="26"/>
+                <w:rtl/>
+                <w:lang w:bidi="ar-EG"/>
+              </w:rPr>
+              <w:t xml:space="preserve"> بحوض {{</w:t>
             </w:r>
             <w:r>
               <w:rPr>
@@ -1557,30 +1658,6 @@
               <w:t>}}</w:t>
             </w:r>
           </w:p>
-          <w:p>
-            <w:pPr>
-              <w:jc w:val="lowKashida"/>
-              <w:rPr>
-                <w:rFonts w:cs="Arial"/>
-                <w:sz w:val="26"/>
-                <w:szCs w:val="26"/>
-                <w:rtl/>
-                <w:lang w:bidi="ar-EG"/>
-              </w:rPr>
-            </w:pPr>
-            <w:bookmarkStart w:id="0" w:name="_GoBack"/>
-            <w:r>
-              <w:rPr>
-                <w:rFonts w:cs="Arial"/>
-                <w:sz w:val="26"/>
-                <w:szCs w:val="26"/>
-                <w:rtl/>
-                <w:lang w:bidi="ar-EG"/>
-              </w:rPr>
-              <w:t>ــــــــــــــــــــــــــــــــــــــــ</w:t>
-            </w:r>
-          </w:p>
-          <w:bookmarkEnd w:id="0"/>
           <w:p>
             <w:pPr>
               <w:jc w:val="lowKashida"/>
@@ -2526,7 +2603,7 @@
 </file>
 
 <file path=customXml/itemProps1.xml><?xml version="1.0" encoding="utf-8"?>
-<ds:datastoreItem xmlns:ds="http://schemas.openxmlformats.org/officeDocument/2006/customXml" ds:itemID="{6EB5FC0E-DD7E-4E9E-9EAE-9CB682B73BB0}">
+<ds:datastoreItem xmlns:ds="http://schemas.openxmlformats.org/officeDocument/2006/customXml" ds:itemID="{2F4EC463-AFE6-4CEA-B6F9-6BD340CA1211}">
   <ds:schemaRefs>
     <ds:schemaRef ds:uri="http://schemas.openxmlformats.org/officeDocument/2006/bibliography"/>
   </ds:schemaRefs>
